--- a/static/downloads/fr/docx/layer-5/meeting-templates.docx
+++ b/static/downloads/fr/docx/layer-5/meeting-templates.docx
@@ -87,7 +87,7 @@
         <w:t xml:space="preserve"> </w:t>
       </w:r>
       <w:r>
-        <w:t xml:space="preserve">2026-06-26</w:t>
+        <w:t xml:space="preserve">2026-07-07</w:t>
       </w:r>
     </w:p>
     <w:p>
@@ -238,10 +238,10 @@
     </w:p>
     <w:p>
       <w:pPr>
-        <w:pStyle w:val="BlockText"/>
-      </w:pPr>
-      <w:r>
-        <w:t xml:space="preserve">Les modèles de réunion déclarent l’objectif, le périmètre de décision, le quorum et la structure de chaque type de réunion. Une réunion sans modèle déclaré finira, avec le temps, par accumuler une autorité qu’elle ne devrait pas avoir. Adapte ces modèles et ajoute ou supprime des types de réunion selon les besoins de ta communauté.</w:t>
+        <w:pStyle w:val="FirstParagraph"/>
+      </w:pPr>
+      <w:r>
+        <w:t xml:space="preserve">&gt; Les modèles de réunion déclarent l’objectif, le périmètre de décision, le quorum et la structure de chaque type de réunion. Une réunion sans modèle déclaré finira, avec le temps, par accumuler une autorité qu’elle ne devrait pas avoir. Adapte ces modèles et ajoute ou supprime des types de réunion selon les besoins de ta communauté.</w:t>
       </w:r>
     </w:p>
     <w:p>
@@ -387,24 +387,34 @@
     </w:p>
     <w:p>
       <w:pPr>
-        <w:pStyle w:val="BlockText"/>
-      </w:pPr>
-      <w:r>
-        <w:t xml:space="preserve">**Justification — Pourquoi une réunion Opérations régulière **</w:t>
-      </w:r>
-    </w:p>
-    <w:p>
-      <w:pPr>
-        <w:pStyle w:val="BlockText"/>
-      </w:pPr>
-      <w:r>
-        <w:t xml:space="preserve">La coordination au quotidien a besoin d’un rythme régulier, pas d’improvisation ad hoc. La réunion Opérations est le pouls de la communauté — un espace prévisible pour passer en revue le travail en cours, faire remonter les blocages et prendre de petites décisions opérationnelles. Point crucial : seules les décisions Opérationnelles sont prises ici ; les décisions Stratégiques et Constitutionnelles passent par le processus de gouvernance, de sorte que la réunion ne peut pas accumuler discrètement une autorité qu’elle n’a pas.</w:t>
-      </w:r>
-    </w:p>
-    <w:p>
-      <w:pPr>
-        <w:pStyle w:val="BlockText"/>
-      </w:pPr>
+        <w:pStyle w:val="BodyText"/>
+      </w:pPr>
+      <w:r>
+        <w:t xml:space="preserve">&gt; **Justification — Pourquoi une réunion Opérations régulière **</w:t>
+      </w:r>
+      <w:r>
+        <w:t xml:space="preserve"> </w:t>
+      </w:r>
+      <w:r>
+        <w:t xml:space="preserve">&gt;</w:t>
+      </w:r>
+      <w:r>
+        <w:t xml:space="preserve"> </w:t>
+      </w:r>
+      <w:r>
+        <w:t xml:space="preserve">&gt; La coordination au quotidien a besoin d’un rythme régulier, pas d’improvisation ad hoc. La réunion Opérations est le pouls de la communauté — un espace prévisible pour passer en revue le travail en cours, faire remonter les blocages et prendre de petites décisions opérationnelles. Point crucial : seules les décisions Opérationnelles sont prises ici ; les décisions Stratégiques et Constitutionnelles passent par le processus de gouvernance, de sorte que la réunion ne peut pas accumuler discrètement une autorité qu’elle n’a pas.</w:t>
+      </w:r>
+    </w:p>
+    <w:p>
+      <w:pPr>
+        <w:pStyle w:val="BodyText"/>
+      </w:pPr>
+      <w:r>
+        <w:t xml:space="preserve">&gt;</w:t>
+      </w:r>
+      <w:r>
+        <w:t xml:space="preserve"> </w:t>
+      </w:r>
       <w:r>
         <w:rPr>
           <w:b/>
@@ -412,13 +422,17 @@
         </w:rPr>
         <w:t xml:space="preserve">Instructions — Comment remplir ce modèle</w:t>
       </w:r>
-    </w:p>
-    <w:p>
-      <w:pPr>
-        <w:pStyle w:val="BlockText"/>
-      </w:pPr>
-      <w:r>
-        <w:t xml:space="preserve">Définis l’objectif, le périmètre de décision, les participants requis et optionnels, la cadence, la durée et les règles de facilitation. Limite le périmètre de décision aux décisions Opérationnelles uniquement.</w:t>
+      <w:r>
+        <w:t xml:space="preserve"> </w:t>
+      </w:r>
+      <w:r>
+        <w:t xml:space="preserve">&gt;</w:t>
+      </w:r>
+      <w:r>
+        <w:t xml:space="preserve"> </w:t>
+      </w:r>
+      <w:r>
+        <w:t xml:space="preserve">&gt; Définis l’objectif, le périmètre de décision, les participants requis et optionnels, la cadence, la durée et les règles de facilitation. Limite le périmètre de décision aux décisions Opérationnelles uniquement.</w:t>
       </w:r>
     </w:p>
     <w:p>
@@ -512,6 +526,13 @@
       </w:r>
       <w:r>
         <w:t xml:space="preserve"> </w:t>
+      </w:r>
+      <w:r>
+        <w:rPr>
+          <w:i/>
+          <w:iCs/>
+        </w:rPr>
+        <w:t xml:space="preserve">&lt;qui peut assister sur invitation.&gt;</w:t>
       </w:r>
     </w:p>
     <w:p>
@@ -996,6 +1017,13 @@
       </w:r>
       <w:r>
         <w:t xml:space="preserve"> </w:t>
+      </w:r>
+      <w:r>
+        <w:rPr>
+          <w:i/>
+          <w:iCs/>
+        </w:rPr>
+        <w:t xml:space="preserve">&lt;emplacement&gt;</w:t>
       </w:r>
     </w:p>
     <w:p>
@@ -1119,24 +1147,34 @@
     </w:p>
     <w:p>
       <w:pPr>
-        <w:pStyle w:val="BlockText"/>
-      </w:pPr>
-      <w:r>
-        <w:t xml:space="preserve">**Justification — Pourquoi séparer la délibération du vote contraignant **</w:t>
-      </w:r>
-    </w:p>
-    <w:p>
-      <w:pPr>
-        <w:pStyle w:val="BlockText"/>
-      </w:pPr>
-      <w:r>
-        <w:t xml:space="preserve">Si une réunion peut à la fois discuter et décider, ce sont les personnes présentes ce jour-là qui décident — indépendamment des règles de quorum ou d’autorité. Séparer la délibération du vote contraignant préserve l’intégrité de la Matrice de décision et garantit que les membres absents conservent leur droit de vote.</w:t>
-      </w:r>
-    </w:p>
-    <w:p>
-      <w:pPr>
-        <w:pStyle w:val="BlockText"/>
-      </w:pPr>
+        <w:pStyle w:val="BodyText"/>
+      </w:pPr>
+      <w:r>
+        <w:t xml:space="preserve">&gt; **Justification — Pourquoi séparer la délibération du vote contraignant **</w:t>
+      </w:r>
+      <w:r>
+        <w:t xml:space="preserve"> </w:t>
+      </w:r>
+      <w:r>
+        <w:t xml:space="preserve">&gt;</w:t>
+      </w:r>
+      <w:r>
+        <w:t xml:space="preserve"> </w:t>
+      </w:r>
+      <w:r>
+        <w:t xml:space="preserve">&gt; Si une réunion peut à la fois discuter et décider, ce sont les personnes présentes ce jour-là qui décident — indépendamment des règles de quorum ou d’autorité. Séparer la délibération du vote contraignant préserve l’intégrité de la Matrice de décision et garantit que les membres absents conservent leur droit de vote.</w:t>
+      </w:r>
+    </w:p>
+    <w:p>
+      <w:pPr>
+        <w:pStyle w:val="BodyText"/>
+      </w:pPr>
+      <w:r>
+        <w:t xml:space="preserve">&gt;</w:t>
+      </w:r>
+      <w:r>
+        <w:t xml:space="preserve"> </w:t>
+      </w:r>
       <w:r>
         <w:rPr>
           <w:b/>
@@ -1144,13 +1182,17 @@
         </w:rPr>
         <w:t xml:space="preserve">Instructions — Comment remplir ce modèle</w:t>
       </w:r>
-    </w:p>
-    <w:p>
-      <w:pPr>
-        <w:pStyle w:val="BlockText"/>
-      </w:pPr>
-      <w:r>
-        <w:t xml:space="preserve">Cette réunion délibère sur les propositions actives pendant leur période de délibération. La décision contraignante est prise via le processus de gouvernance conformément à la Matrice de décision.</w:t>
+      <w:r>
+        <w:t xml:space="preserve"> </w:t>
+      </w:r>
+      <w:r>
+        <w:t xml:space="preserve">&gt;</w:t>
+      </w:r>
+      <w:r>
+        <w:t xml:space="preserve"> </w:t>
+      </w:r>
+      <w:r>
+        <w:t xml:space="preserve">&gt; Cette réunion délibère sur les propositions actives pendant leur période de délibération. La décision contraignante est prise via le processus de gouvernance conformément à la Matrice de décision.</w:t>
       </w:r>
     </w:p>
     <w:p>
@@ -1240,6 +1282,13 @@
       </w:r>
       <w:r>
         <w:t xml:space="preserve"> </w:t>
+      </w:r>
+      <w:r>
+        <w:rPr>
+          <w:i/>
+          <w:iCs/>
+        </w:rPr>
+        <w:t xml:space="preserve">&lt;qui peut observer.&gt;</w:t>
       </w:r>
     </w:p>
     <w:p>
@@ -1560,6 +1609,13 @@
       </w:r>
       <w:r>
         <w:t xml:space="preserve"> </w:t>
+      </w:r>
+      <w:r>
+        <w:rPr>
+          <w:i/>
+          <w:iCs/>
+        </w:rPr>
+        <w:t xml:space="preserve">&lt;lien vers la proposition&gt;</w:t>
       </w:r>
     </w:p>
     <w:p>
@@ -1815,24 +1871,34 @@
     </w:p>
     <w:p>
       <w:pPr>
-        <w:pStyle w:val="BlockText"/>
-      </w:pPr>
-      <w:r>
-        <w:t xml:space="preserve">**Justification — Pourquoi une réunion de coordination dédiée **</w:t>
-      </w:r>
-    </w:p>
-    <w:p>
-      <w:pPr>
-        <w:pStyle w:val="BlockText"/>
-      </w:pPr>
-      <w:r>
-        <w:t xml:space="preserve">Certains blocages impliquent plusieurs rôles et ne peuvent pas être résolus dans le rythme régulier des Opérations. La réunion Coordination &amp; Alignement offre aux travaux transversaux leur propre espace — pour les dépendances, les passages de relais et les priorités concurrentes — afin que la réunion hebdomadaire ne s’étire pas en essayant de tout absorber.</w:t>
-      </w:r>
-    </w:p>
-    <w:p>
-      <w:pPr>
-        <w:pStyle w:val="BlockText"/>
-      </w:pPr>
+        <w:pStyle w:val="BodyText"/>
+      </w:pPr>
+      <w:r>
+        <w:t xml:space="preserve">&gt; **Justification — Pourquoi une réunion de coordination dédiée **</w:t>
+      </w:r>
+      <w:r>
+        <w:t xml:space="preserve"> </w:t>
+      </w:r>
+      <w:r>
+        <w:t xml:space="preserve">&gt;</w:t>
+      </w:r>
+      <w:r>
+        <w:t xml:space="preserve"> </w:t>
+      </w:r>
+      <w:r>
+        <w:t xml:space="preserve">&gt; Certains blocages impliquent plusieurs rôles et ne peuvent pas être résolus dans le rythme régulier des Opérations. La réunion Coordination &amp; Alignement offre aux travaux transversaux leur propre espace — pour les dépendances, les passages de relais et les priorités concurrentes — afin que la réunion hebdomadaire ne s’étire pas en essayant de tout absorber.</w:t>
+      </w:r>
+    </w:p>
+    <w:p>
+      <w:pPr>
+        <w:pStyle w:val="BodyText"/>
+      </w:pPr>
+      <w:r>
+        <w:t xml:space="preserve">&gt;</w:t>
+      </w:r>
+      <w:r>
+        <w:t xml:space="preserve"> </w:t>
+      </w:r>
       <w:r>
         <w:rPr>
           <w:b/>
@@ -1840,13 +1906,17 @@
         </w:rPr>
         <w:t xml:space="preserve">Instructions — Comment remplir ce modèle</w:t>
       </w:r>
-    </w:p>
-    <w:p>
-      <w:pPr>
-        <w:pStyle w:val="BlockText"/>
-      </w:pPr>
-      <w:r>
-        <w:t xml:space="preserve">Utilise ce modèle lorsqu’une coordination entre rôles est nécessaire. Limite le périmètre de décision aux décisions Opérationnelles uniquement et restreins les participants requis à ceux ayant des initiatives actives.</w:t>
+      <w:r>
+        <w:t xml:space="preserve"> </w:t>
+      </w:r>
+      <w:r>
+        <w:t xml:space="preserve">&gt;</w:t>
+      </w:r>
+      <w:r>
+        <w:t xml:space="preserve"> </w:t>
+      </w:r>
+      <w:r>
+        <w:t xml:space="preserve">&gt; Utilise ce modèle lorsqu’une coordination entre rôles est nécessaire. Limite le périmètre de décision aux décisions Opérationnelles uniquement et restreins les participants requis à ceux ayant des initiatives actives.</w:t>
       </w:r>
     </w:p>
     <w:p>
@@ -1937,6 +2007,13 @@
       <w:r>
         <w:t xml:space="preserve"> </w:t>
       </w:r>
+      <w:r>
+        <w:rPr>
+          <w:i/>
+          <w:iCs/>
+        </w:rPr>
+        <w:t xml:space="preserve">&lt;tous les Membres titulaires sont les bienvenus.&gt;</w:t>
+      </w:r>
     </w:p>
     <w:p>
       <w:pPr>
@@ -1955,6 +2032,13 @@
       </w:r>
       <w:r>
         <w:t xml:space="preserve"> </w:t>
+      </w:r>
+      <w:r>
+        <w:rPr>
+          <w:i/>
+          <w:iCs/>
+        </w:rPr>
+        <w:t xml:space="preserve">&lt;mensuelle ou selon les besoins.&gt;</w:t>
       </w:r>
     </w:p>
     <w:p>
@@ -2317,24 +2401,34 @@
     </w:p>
     <w:p>
       <w:pPr>
-        <w:pStyle w:val="BlockText"/>
-      </w:pPr>
-      <w:r>
-        <w:t xml:space="preserve">**Justification — Pourquoi accorder à la réflexion son propre type de réunion **</w:t>
-      </w:r>
-    </w:p>
-    <w:p>
-      <w:pPr>
-        <w:pStyle w:val="BlockText"/>
-      </w:pPr>
-      <w:r>
-        <w:t xml:space="preserve">La réflexion qui n’a lieu que quand le temps le permet n’a jamais lieu. Un type de réunion nommé avec une cadence définie crée l’espace pour regarder en arrière — et empêche la rétrospection d’être éclipsée par l’urgence opérationnelle. Sans cela, le Journal d’apprentissage (Couche 6) reste vide et le cadre cesse d’évoluer.</w:t>
-      </w:r>
-    </w:p>
-    <w:p>
-      <w:pPr>
-        <w:pStyle w:val="BlockText"/>
-      </w:pPr>
+        <w:pStyle w:val="BodyText"/>
+      </w:pPr>
+      <w:r>
+        <w:t xml:space="preserve">&gt; **Justification — Pourquoi accorder à la réflexion son propre type de réunion **</w:t>
+      </w:r>
+      <w:r>
+        <w:t xml:space="preserve"> </w:t>
+      </w:r>
+      <w:r>
+        <w:t xml:space="preserve">&gt;</w:t>
+      </w:r>
+      <w:r>
+        <w:t xml:space="preserve"> </w:t>
+      </w:r>
+      <w:r>
+        <w:t xml:space="preserve">&gt; La réflexion qui n’a lieu que quand le temps le permet n’a jamais lieu. Un type de réunion nommé avec une cadence définie crée l’espace pour regarder en arrière — et empêche la rétrospection d’être éclipsée par l’urgence opérationnelle. Sans cela, le Journal d’apprentissage (Couche 6) reste vide et le cadre cesse d’évoluer.</w:t>
+      </w:r>
+    </w:p>
+    <w:p>
+      <w:pPr>
+        <w:pStyle w:val="BodyText"/>
+      </w:pPr>
+      <w:r>
+        <w:t xml:space="preserve">&gt;</w:t>
+      </w:r>
+      <w:r>
+        <w:t xml:space="preserve"> </w:t>
+      </w:r>
       <w:r>
         <w:rPr>
           <w:b/>
@@ -2342,13 +2436,17 @@
         </w:rPr>
         <w:t xml:space="preserve">Instructions — Comment remplir ce modèle</w:t>
       </w:r>
-    </w:p>
-    <w:p>
-      <w:pPr>
-        <w:pStyle w:val="BlockText"/>
-      </w:pPr>
-      <w:r>
-        <w:t xml:space="preserve">Cette réunion passe en revue la période la plus récente et alimente le Journal d’apprentissage (Couche 6) et la file des Propositions futures.</w:t>
+      <w:r>
+        <w:t xml:space="preserve"> </w:t>
+      </w:r>
+      <w:r>
+        <w:t xml:space="preserve">&gt;</w:t>
+      </w:r>
+      <w:r>
+        <w:t xml:space="preserve"> </w:t>
+      </w:r>
+      <w:r>
+        <w:t xml:space="preserve">&gt; Cette réunion passe en revue la période la plus récente et alimente le Journal d’apprentissage (Couche 6) et la file des Propositions futures.</w:t>
       </w:r>
     </w:p>
     <w:p>
@@ -2968,24 +3066,34 @@
     </w:p>
     <w:p>
       <w:pPr>
-        <w:pStyle w:val="BlockText"/>
-      </w:pPr>
-      <w:r>
-        <w:t xml:space="preserve">**Justification — Pourquoi un type de réunion distinct pour les conflits **</w:t>
-      </w:r>
-    </w:p>
-    <w:p>
-      <w:pPr>
-        <w:pStyle w:val="BlockText"/>
-      </w:pPr>
-      <w:r>
-        <w:t xml:space="preserve">Le travail sur les conflits obéit à des règles que les autres réunions n’ont pas : confidentialité, sélection du·de la facilitateur·rice qui contourne les préférences des parties, protections contre les représailles et registres restreints. Utiliser le modèle Opérations pour une session de conflit violerait discrètement toutes ces règles. Un modèle dédié rend le cadre différent visible dès la première minute.</w:t>
-      </w:r>
-    </w:p>
-    <w:p>
-      <w:pPr>
-        <w:pStyle w:val="BlockText"/>
-      </w:pPr>
+        <w:pStyle w:val="BodyText"/>
+      </w:pPr>
+      <w:r>
+        <w:t xml:space="preserve">&gt; **Justification — Pourquoi un type de réunion distinct pour les conflits **</w:t>
+      </w:r>
+      <w:r>
+        <w:t xml:space="preserve"> </w:t>
+      </w:r>
+      <w:r>
+        <w:t xml:space="preserve">&gt;</w:t>
+      </w:r>
+      <w:r>
+        <w:t xml:space="preserve"> </w:t>
+      </w:r>
+      <w:r>
+        <w:t xml:space="preserve">&gt; Le travail sur les conflits obéit à des règles que les autres réunions n’ont pas : confidentialité, sélection du·de la facilitateur·rice qui contourne les préférences des parties, protections contre les représailles et registres restreints. Utiliser le modèle Opérations pour une session de conflit violerait discrètement toutes ces règles. Un modèle dédié rend le cadre différent visible dès la première minute.</w:t>
+      </w:r>
+    </w:p>
+    <w:p>
+      <w:pPr>
+        <w:pStyle w:val="BodyText"/>
+      </w:pPr>
+      <w:r>
+        <w:t xml:space="preserve">&gt;</w:t>
+      </w:r>
+      <w:r>
+        <w:t xml:space="preserve"> </w:t>
+      </w:r>
       <w:r>
         <w:rPr>
           <w:b/>
@@ -2993,13 +3101,17 @@
         </w:rPr>
         <w:t xml:space="preserve">Instructions — Comment remplir ce modèle</w:t>
       </w:r>
-    </w:p>
-    <w:p>
-      <w:pPr>
-        <w:pStyle w:val="BlockText"/>
-      </w:pPr>
-      <w:r>
-        <w:t xml:space="preserve">Utilise ce modèle uniquement pour les sessions facilitées relevant des étapes 2 à 4 de l’Échelle de résolution des conflits. Les règles de confidentialité et de sélection du·de la facilitateur·rice sont régies par la Couche 4, pas par la réunion elle-même.</w:t>
+      <w:r>
+        <w:t xml:space="preserve"> </w:t>
+      </w:r>
+      <w:r>
+        <w:t xml:space="preserve">&gt;</w:t>
+      </w:r>
+      <w:r>
+        <w:t xml:space="preserve"> </w:t>
+      </w:r>
+      <w:r>
+        <w:t xml:space="preserve">&gt; Utilise ce modèle uniquement pour les sessions facilitées relevant des étapes 2 à 4 de l’Échelle de résolution des conflits. Les règles de confidentialité et de sélection du·de la facilitateur·rice sont régies par la Couche 4, pas par la réunion elle-même.</w:t>
       </w:r>
     </w:p>
     <w:p>
@@ -3162,8 +3274,14 @@
     </w:p>
     <w:p>
       <w:pPr>
-        <w:pStyle w:val="BlockText"/>
-      </w:pPr>
+        <w:pStyle w:val="FirstParagraph"/>
+      </w:pPr>
+      <w:r>
+        <w:t xml:space="preserve">&gt;</w:t>
+      </w:r>
+      <w:r>
+        <w:t xml:space="preserve"> </w:t>
+      </w:r>
       <w:r>
         <w:rPr>
           <w:b/>
@@ -3381,10 +3499,10 @@
     </w:p>
     <w:p>
       <w:pPr>
-        <w:pStyle w:val="BlockText"/>
-      </w:pPr>
-      <w:r>
-        <w:t xml:space="preserve">Ce registre est confidentiel. L’accès est restreint conformément à l’Échelle de résolution des conflits (Couche 4).</w:t>
+        <w:pStyle w:val="FirstParagraph"/>
+      </w:pPr>
+      <w:r>
+        <w:t xml:space="preserve">&gt; Ce registre est confidentiel. L’accès est restreint conformément à l’Échelle de résolution des conflits (Couche 4).</w:t>
       </w:r>
     </w:p>
     <w:p>
@@ -3583,6 +3701,9 @@
       <w:r>
         <w:t xml:space="preserve"> </w:t>
       </w:r>
+      <w:r>
+        <w:t xml:space="preserve">&lt;AAAA-MM-JJ&gt;</w:t>
+      </w:r>
     </w:p>
     <w:p>
       <w:pPr>
@@ -3623,6 +3744,9 @@
       </w:r>
       <w:r>
         <w:t xml:space="preserve"> </w:t>
+      </w:r>
+      <w:r>
+        <w:t xml:space="preserve">&lt;version&gt;</w:t>
       </w:r>
     </w:p>
     <w:p>

--- a/static/downloads/fr/docx/layer-5/meeting-templates.docx
+++ b/static/downloads/fr/docx/layer-5/meeting-templates.docx
@@ -87,7 +87,7 @@
         <w:t xml:space="preserve"> </w:t>
       </w:r>
       <w:r>
-        <w:t xml:space="preserve">2026-07-07</w:t>
+        <w:t xml:space="preserve">2026-08-31</w:t>
       </w:r>
     </w:p>
     <w:p>
